--- a/backend/seeds/templates/PWD_Senior_Solo_Parent.docx
+++ b/backend/seeds/templates/PWD_Senior_Solo_Parent.docx
@@ -25,13 +25,13 @@
         <mc:AlternateContent>
           <mc:Choice Requires="wps">
             <w:drawing>
-              <wp:anchor distT="0" distB="0" distL="114300" distR="114300" simplePos="0" relativeHeight="251671552" behindDoc="0" locked="0" layoutInCell="1" allowOverlap="1" wp14:anchorId="5C4997CD" wp14:editId="3C5371D2">
+              <wp:anchor distT="0" distB="0" distL="114300" distR="114300" simplePos="0" relativeHeight="251671552" behindDoc="0" locked="0" layoutInCell="1" allowOverlap="1" wp14:anchorId="5C4997CD" wp14:editId="5D80B3FB">
                 <wp:simplePos x="0" y="0"/>
                 <wp:positionH relativeFrom="column">
-                  <wp:posOffset>5317671</wp:posOffset>
+                  <wp:posOffset>5317490</wp:posOffset>
                 </wp:positionH>
                 <wp:positionV relativeFrom="paragraph">
-                  <wp:posOffset>45810</wp:posOffset>
+                  <wp:posOffset>83820</wp:posOffset>
                 </wp:positionV>
                 <wp:extent cx="1186543" cy="365760"/>
                 <wp:effectExtent l="0" t="0" r="0" b="0"/>
@@ -70,21 +70,7 @@
                                 <w:b/>
                                 <w:bCs/>
                               </w:rPr>
-                              <w:t xml:space="preserve">{{ </w:t>
-                            </w:r>
-                            <w:r>
-                              <w:rPr>
-                                <w:b/>
-                                <w:bCs/>
-                              </w:rPr>
-                              <w:t>date_today</w:t>
-                            </w:r>
-                            <w:r>
-                              <w:rPr>
-                                <w:b/>
-                                <w:bCs/>
-                              </w:rPr>
-                              <w:t xml:space="preserve"> }}</w:t>
+                              <w:t>{{ date_today }}</w:t>
                             </w:r>
                           </w:p>
                         </w:txbxContent>
@@ -110,7 +96,7 @@
                 <v:stroke joinstyle="miter"/>
                 <v:path gradientshapeok="t" o:connecttype="rect"/>
               </v:shapetype>
-              <v:shape id="Text Box 3" o:spid="_x0000_s1026" type="#_x0000_t202" style="position:absolute;margin-left:418.7pt;margin-top:3.6pt;width:93.45pt;height:28.8pt;z-index:251671552;visibility:visible;mso-wrap-style:square;mso-width-percent:0;mso-wrap-distance-left:9pt;mso-wrap-distance-top:0;mso-wrap-distance-right:9pt;mso-wrap-distance-bottom:0;mso-position-horizontal:absolute;mso-position-horizontal-relative:text;mso-position-vertical:absolute;mso-position-vertical-relative:text;mso-width-percent:0;mso-width-relative:margin;v-text-anchor:top" o:gfxdata="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" filled="f" stroked="f" strokeweight=".5pt">
+              <v:shape id="Text Box 3" o:spid="_x0000_s1026" type="#_x0000_t202" style="position:absolute;margin-left:418.7pt;margin-top:6.6pt;width:93.45pt;height:28.8pt;z-index:251671552;visibility:visible;mso-wrap-style:square;mso-width-percent:0;mso-wrap-distance-left:9pt;mso-wrap-distance-top:0;mso-wrap-distance-right:9pt;mso-wrap-distance-bottom:0;mso-position-horizontal:absolute;mso-position-horizontal-relative:text;mso-position-vertical:absolute;mso-position-vertical-relative:text;mso-width-percent:0;mso-width-relative:margin;v-text-anchor:top" o:gfxdata="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" filled="f" stroked="f" strokeweight=".5pt">
                 <v:textbox>
                   <w:txbxContent>
                     <w:p>
@@ -126,21 +112,7 @@
                           <w:b/>
                           <w:bCs/>
                         </w:rPr>
-                        <w:t xml:space="preserve">{{ </w:t>
-                      </w:r>
-                      <w:r>
-                        <w:rPr>
-                          <w:b/>
-                          <w:bCs/>
-                        </w:rPr>
-                        <w:t>date_today</w:t>
-                      </w:r>
-                      <w:r>
-                        <w:rPr>
-                          <w:b/>
-                          <w:bCs/>
-                        </w:rPr>
-                        <w:t xml:space="preserve"> }}</w:t>
+                        <w:t>{{ date_today }}</w:t>
                       </w:r>
                     </w:p>
                   </w:txbxContent>
@@ -348,15 +320,15 @@
         <mc:AlternateContent>
           <mc:Choice Requires="wps">
             <w:drawing>
-              <wp:anchor distT="0" distB="0" distL="114300" distR="114300" simplePos="0" relativeHeight="251663360" behindDoc="0" locked="0" layoutInCell="1" allowOverlap="1" wp14:anchorId="29044A88" wp14:editId="4881A504">
+              <wp:anchor distT="0" distB="0" distL="114300" distR="114300" simplePos="0" relativeHeight="251663360" behindDoc="0" locked="0" layoutInCell="1" allowOverlap="1" wp14:anchorId="29044A88" wp14:editId="6974CA61">
                 <wp:simplePos x="0" y="0"/>
                 <wp:positionH relativeFrom="column">
-                  <wp:posOffset>5538787</wp:posOffset>
+                  <wp:posOffset>5538470</wp:posOffset>
                 </wp:positionH>
                 <wp:positionV relativeFrom="paragraph">
-                  <wp:posOffset>266700</wp:posOffset>
+                  <wp:posOffset>312420</wp:posOffset>
                 </wp:positionV>
-                <wp:extent cx="690563" cy="365760"/>
+                <wp:extent cx="690245" cy="365760"/>
                 <wp:effectExtent l="0" t="0" r="0" b="0"/>
                 <wp:wrapNone/>
                 <wp:docPr id="2020986027" name="Text Box 3"/>
@@ -368,7 +340,7 @@
                       <wps:spPr>
                         <a:xfrm>
                           <a:off x="0" y="0"/>
-                          <a:ext cx="690563" cy="365760"/>
+                          <a:ext cx="690245" cy="365760"/>
                         </a:xfrm>
                         <a:prstGeom prst="rect">
                           <a:avLst/>
@@ -393,21 +365,7 @@
                                 <w:b/>
                                 <w:bCs/>
                               </w:rPr>
-                              <w:t xml:space="preserve">{{ </w:t>
-                            </w:r>
-                            <w:r>
-                              <w:rPr>
-                                <w:b/>
-                                <w:bCs/>
-                              </w:rPr>
-                              <w:t>age</w:t>
-                            </w:r>
-                            <w:r>
-                              <w:rPr>
-                                <w:b/>
-                                <w:bCs/>
-                              </w:rPr>
-                              <w:t xml:space="preserve"> }}</w:t>
+                              <w:t>{{ age }}</w:t>
                             </w:r>
                           </w:p>
                         </w:txbxContent>
@@ -429,7 +387,7 @@
           </mc:Choice>
           <mc:Fallback>
             <w:pict>
-              <v:shape w14:anchorId="29044A88" id="_x0000_s1028" type="#_x0000_t202" style="position:absolute;left:0;text-align:left;margin-left:436.1pt;margin-top:21pt;width:54.4pt;height:28.8pt;z-index:251663360;visibility:visible;mso-wrap-style:square;mso-width-percent:0;mso-wrap-distance-left:9pt;mso-wrap-distance-top:0;mso-wrap-distance-right:9pt;mso-wrap-distance-bottom:0;mso-position-horizontal:absolute;mso-position-horizontal-relative:text;mso-position-vertical:absolute;mso-position-vertical-relative:text;mso-width-percent:0;mso-width-relative:margin;v-text-anchor:top" o:gfxdata="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" filled="f" stroked="f" strokeweight=".5pt">
+              <v:shape w14:anchorId="29044A88" id="_x0000_s1028" type="#_x0000_t202" style="position:absolute;left:0;text-align:left;margin-left:436.1pt;margin-top:24.6pt;width:54.35pt;height:28.8pt;z-index:251663360;visibility:visible;mso-wrap-style:square;mso-width-percent:0;mso-wrap-distance-left:9pt;mso-wrap-distance-top:0;mso-wrap-distance-right:9pt;mso-wrap-distance-bottom:0;mso-position-horizontal:absolute;mso-position-horizontal-relative:text;mso-position-vertical:absolute;mso-position-vertical-relative:text;mso-width-percent:0;mso-width-relative:margin;v-text-anchor:top" o:gfxdata="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" filled="f" stroked="f" strokeweight=".5pt">
                 <v:textbox>
                   <w:txbxContent>
                     <w:p>
@@ -445,21 +403,7 @@
                           <w:b/>
                           <w:bCs/>
                         </w:rPr>
-                        <w:t xml:space="preserve">{{ </w:t>
-                      </w:r>
-                      <w:r>
-                        <w:rPr>
-                          <w:b/>
-                          <w:bCs/>
-                        </w:rPr>
-                        <w:t>age</w:t>
-                      </w:r>
-                      <w:r>
-                        <w:rPr>
-                          <w:b/>
-                          <w:bCs/>
-                        </w:rPr>
-                        <w:t xml:space="preserve"> }}</w:t>
+                        <w:t>{{ age }}</w:t>
                       </w:r>
                     </w:p>
                   </w:txbxContent>
@@ -479,13 +423,13 @@
         <mc:AlternateContent>
           <mc:Choice Requires="wps">
             <w:drawing>
-              <wp:anchor distT="0" distB="0" distL="114300" distR="114300" simplePos="0" relativeHeight="251661312" behindDoc="0" locked="0" layoutInCell="1" allowOverlap="1" wp14:anchorId="55B2C042" wp14:editId="6D0B9C41">
+              <wp:anchor distT="0" distB="0" distL="114300" distR="114300" simplePos="0" relativeHeight="251661312" behindDoc="0" locked="0" layoutInCell="1" allowOverlap="1" wp14:anchorId="55B2C042" wp14:editId="7BA70A70">
                 <wp:simplePos x="0" y="0"/>
                 <wp:positionH relativeFrom="column">
                   <wp:posOffset>2979420</wp:posOffset>
                 </wp:positionH>
                 <wp:positionV relativeFrom="paragraph">
-                  <wp:posOffset>277495</wp:posOffset>
+                  <wp:posOffset>318135</wp:posOffset>
                 </wp:positionV>
                 <wp:extent cx="2506980" cy="365760"/>
                 <wp:effectExtent l="0" t="0" r="0" b="0"/>
@@ -543,7 +487,7 @@
           </mc:Choice>
           <mc:Fallback>
             <w:pict>
-              <v:shape w14:anchorId="55B2C042" id="_x0000_s1029" type="#_x0000_t202" style="position:absolute;left:0;text-align:left;margin-left:234.6pt;margin-top:21.85pt;width:197.4pt;height:28.8pt;z-index:251661312;visibility:visible;mso-wrap-style:square;mso-wrap-distance-left:9pt;mso-wrap-distance-top:0;mso-wrap-distance-right:9pt;mso-wrap-distance-bottom:0;mso-position-horizontal:absolute;mso-position-horizontal-relative:text;mso-position-vertical:absolute;mso-position-vertical-relative:text;v-text-anchor:top" o:gfxdata="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" filled="f" stroked="f" strokeweight=".5pt">
+              <v:shape w14:anchorId="55B2C042" id="_x0000_s1029" type="#_x0000_t202" style="position:absolute;left:0;text-align:left;margin-left:234.6pt;margin-top:25.05pt;width:197.4pt;height:28.8pt;z-index:251661312;visibility:visible;mso-wrap-style:square;mso-wrap-distance-left:9pt;mso-wrap-distance-top:0;mso-wrap-distance-right:9pt;mso-wrap-distance-bottom:0;mso-position-horizontal:absolute;mso-position-horizontal-relative:text;mso-position-vertical:absolute;mso-position-vertical-relative:text;v-text-anchor:top" o:gfxdata="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" filled="f" stroked="f" strokeweight=".5pt">
                 <v:textbox>
                   <w:txbxContent>
                     <w:p>
@@ -590,15 +534,15 @@
         <mc:AlternateContent>
           <mc:Choice Requires="wps">
             <w:drawing>
-              <wp:anchor distT="0" distB="0" distL="114300" distR="114300" simplePos="0" relativeHeight="251665408" behindDoc="0" locked="0" layoutInCell="1" allowOverlap="1" wp14:anchorId="5E82F83F" wp14:editId="750991C6">
+              <wp:anchor distT="0" distB="0" distL="114300" distR="114300" simplePos="0" relativeHeight="251665408" behindDoc="0" locked="0" layoutInCell="1" allowOverlap="1" wp14:anchorId="5E82F83F" wp14:editId="1D71C185">
                 <wp:simplePos x="0" y="0"/>
                 <wp:positionH relativeFrom="column">
                   <wp:posOffset>3571875</wp:posOffset>
                 </wp:positionH>
                 <wp:positionV relativeFrom="paragraph">
-                  <wp:posOffset>208598</wp:posOffset>
+                  <wp:posOffset>223520</wp:posOffset>
                 </wp:positionV>
-                <wp:extent cx="1771650" cy="365760"/>
+                <wp:extent cx="1771650" cy="657225"/>
                 <wp:effectExtent l="0" t="0" r="0" b="0"/>
                 <wp:wrapNone/>
                 <wp:docPr id="58315656" name="Text Box 3"/>
@@ -610,7 +554,7 @@
                       <wps:spPr>
                         <a:xfrm>
                           <a:off x="0" y="0"/>
-                          <a:ext cx="1771650" cy="365760"/>
+                          <a:ext cx="1771650" cy="657225"/>
                         </a:xfrm>
                         <a:prstGeom prst="rect">
                           <a:avLst/>
@@ -635,21 +579,7 @@
                                 <w:b/>
                                 <w:bCs/>
                               </w:rPr>
-                              <w:t xml:space="preserve">{{ </w:t>
-                            </w:r>
-                            <w:r>
-                              <w:rPr>
-                                <w:b/>
-                                <w:bCs/>
-                              </w:rPr>
-                              <w:t>address</w:t>
-                            </w:r>
-                            <w:r>
-                              <w:rPr>
-                                <w:b/>
-                                <w:bCs/>
-                              </w:rPr>
-                              <w:t xml:space="preserve"> }}</w:t>
+                              <w:t>{{ address }}</w:t>
                             </w:r>
                           </w:p>
                         </w:txbxContent>
@@ -666,12 +596,15 @@
                 <wp14:sizeRelH relativeFrom="margin">
                   <wp14:pctWidth>0</wp14:pctWidth>
                 </wp14:sizeRelH>
+                <wp14:sizeRelV relativeFrom="margin">
+                  <wp14:pctHeight>0</wp14:pctHeight>
+                </wp14:sizeRelV>
               </wp:anchor>
             </w:drawing>
           </mc:Choice>
           <mc:Fallback>
             <w:pict>
-              <v:shape w14:anchorId="5E82F83F" id="_x0000_s1030" type="#_x0000_t202" style="position:absolute;left:0;text-align:left;margin-left:281.25pt;margin-top:16.45pt;width:139.5pt;height:28.8pt;z-index:251665408;visibility:visible;mso-wrap-style:square;mso-width-percent:0;mso-wrap-distance-left:9pt;mso-wrap-distance-top:0;mso-wrap-distance-right:9pt;mso-wrap-distance-bottom:0;mso-position-horizontal:absolute;mso-position-horizontal-relative:text;mso-position-vertical:absolute;mso-position-vertical-relative:text;mso-width-percent:0;mso-width-relative:margin;v-text-anchor:top" o:gfxdata="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" filled="f" stroked="f" strokeweight=".5pt">
+              <v:shape w14:anchorId="5E82F83F" id="_x0000_s1030" type="#_x0000_t202" style="position:absolute;left:0;text-align:left;margin-left:281.25pt;margin-top:17.6pt;width:139.5pt;height:51.75pt;z-index:251665408;visibility:visible;mso-wrap-style:square;mso-width-percent:0;mso-height-percent:0;mso-wrap-distance-left:9pt;mso-wrap-distance-top:0;mso-wrap-distance-right:9pt;mso-wrap-distance-bottom:0;mso-position-horizontal:absolute;mso-position-horizontal-relative:text;mso-position-vertical:absolute;mso-position-vertical-relative:text;mso-width-percent:0;mso-height-percent:0;mso-width-relative:margin;mso-height-relative:margin;v-text-anchor:top" o:gfxdata="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" filled="f" stroked="f" strokeweight=".5pt">
                 <v:textbox>
                   <w:txbxContent>
                     <w:p>
@@ -687,21 +620,7 @@
                           <w:b/>
                           <w:bCs/>
                         </w:rPr>
-                        <w:t xml:space="preserve">{{ </w:t>
-                      </w:r>
-                      <w:r>
-                        <w:rPr>
-                          <w:b/>
-                          <w:bCs/>
-                        </w:rPr>
-                        <w:t>address</w:t>
-                      </w:r>
-                      <w:r>
-                        <w:rPr>
-                          <w:b/>
-                          <w:bCs/>
-                        </w:rPr>
-                        <w:t xml:space="preserve"> }}</w:t>
+                        <w:t>{{ address }}</w:t>
                       </w:r>
                     </w:p>
                   </w:txbxContent>
@@ -745,13 +664,13 @@
         <mc:AlternateContent>
           <mc:Choice Requires="wps">
             <w:drawing>
-              <wp:anchor distT="0" distB="0" distL="114300" distR="114300" simplePos="0" relativeHeight="251669504" behindDoc="0" locked="0" layoutInCell="1" allowOverlap="1" wp14:anchorId="49543CCD" wp14:editId="203D2238">
+              <wp:anchor distT="0" distB="0" distL="114300" distR="114300" simplePos="0" relativeHeight="251669504" behindDoc="0" locked="0" layoutInCell="1" allowOverlap="1" wp14:anchorId="49543CCD" wp14:editId="612FE71A">
                 <wp:simplePos x="0" y="0"/>
                 <wp:positionH relativeFrom="column">
                   <wp:posOffset>2861945</wp:posOffset>
                 </wp:positionH>
                 <wp:positionV relativeFrom="paragraph">
-                  <wp:posOffset>1476952</wp:posOffset>
+                  <wp:posOffset>1481455</wp:posOffset>
                 </wp:positionV>
                 <wp:extent cx="2505075" cy="365760"/>
                 <wp:effectExtent l="0" t="0" r="0" b="0"/>
@@ -790,21 +709,7 @@
                                 <w:b/>
                                 <w:bCs/>
                               </w:rPr>
-                              <w:t xml:space="preserve">{{ </w:t>
-                            </w:r>
-                            <w:r>
-                              <w:rPr>
-                                <w:b/>
-                                <w:bCs/>
-                              </w:rPr>
-                              <w:t>purpose</w:t>
-                            </w:r>
-                            <w:r>
-                              <w:rPr>
-                                <w:b/>
-                                <w:bCs/>
-                              </w:rPr>
-                              <w:t xml:space="preserve"> }}</w:t>
+                              <w:t>{{ purpose }}</w:t>
                             </w:r>
                           </w:p>
                         </w:txbxContent>
@@ -826,7 +731,7 @@
           </mc:Choice>
           <mc:Fallback>
             <w:pict>
-              <v:shape w14:anchorId="49543CCD" id="_x0000_s1031" type="#_x0000_t202" style="position:absolute;left:0;text-align:left;margin-left:225.35pt;margin-top:116.3pt;width:197.25pt;height:28.8pt;z-index:251669504;visibility:visible;mso-wrap-style:square;mso-width-percent:0;mso-wrap-distance-left:9pt;mso-wrap-distance-top:0;mso-wrap-distance-right:9pt;mso-wrap-distance-bottom:0;mso-position-horizontal:absolute;mso-position-horizontal-relative:text;mso-position-vertical:absolute;mso-position-vertical-relative:text;mso-width-percent:0;mso-width-relative:margin;v-text-anchor:top" o:gfxdata="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" filled="f" stroked="f" strokeweight=".5pt">
+              <v:shape w14:anchorId="49543CCD" id="_x0000_s1031" type="#_x0000_t202" style="position:absolute;left:0;text-align:left;margin-left:225.35pt;margin-top:116.65pt;width:197.25pt;height:28.8pt;z-index:251669504;visibility:visible;mso-wrap-style:square;mso-width-percent:0;mso-wrap-distance-left:9pt;mso-wrap-distance-top:0;mso-wrap-distance-right:9pt;mso-wrap-distance-bottom:0;mso-position-horizontal:absolute;mso-position-horizontal-relative:text;mso-position-vertical:absolute;mso-position-vertical-relative:text;mso-width-percent:0;mso-width-relative:margin;v-text-anchor:top" o:gfxdata="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" filled="f" stroked="f" strokeweight=".5pt">
                 <v:textbox>
                   <w:txbxContent>
                     <w:p>
@@ -842,21 +747,7 @@
                           <w:b/>
                           <w:bCs/>
                         </w:rPr>
-                        <w:t xml:space="preserve">{{ </w:t>
-                      </w:r>
-                      <w:r>
-                        <w:rPr>
-                          <w:b/>
-                          <w:bCs/>
-                        </w:rPr>
-                        <w:t>purpose</w:t>
-                      </w:r>
-                      <w:r>
-                        <w:rPr>
-                          <w:b/>
-                          <w:bCs/>
-                        </w:rPr>
-                        <w:t xml:space="preserve"> }}</w:t>
+                        <w:t>{{ purpose }}</w:t>
                       </w:r>
                     </w:p>
                   </w:txbxContent>
@@ -921,21 +812,7 @@
                                 <w:b/>
                                 <w:bCs/>
                               </w:rPr>
-                              <w:t xml:space="preserve">{{ </w:t>
-                            </w:r>
-                            <w:r>
-                              <w:rPr>
-                                <w:b/>
-                                <w:bCs/>
-                              </w:rPr>
-                              <w:t>yr_res</w:t>
-                            </w:r>
-                            <w:r>
-                              <w:rPr>
-                                <w:b/>
-                                <w:bCs/>
-                              </w:rPr>
-                              <w:t xml:space="preserve"> }}</w:t>
+                              <w:t>{{ yr_res }}</w:t>
                             </w:r>
                           </w:p>
                         </w:txbxContent>
@@ -973,21 +850,7 @@
                           <w:b/>
                           <w:bCs/>
                         </w:rPr>
-                        <w:t xml:space="preserve">{{ </w:t>
-                      </w:r>
-                      <w:r>
-                        <w:rPr>
-                          <w:b/>
-                          <w:bCs/>
-                        </w:rPr>
-                        <w:t>yr_res</w:t>
-                      </w:r>
-                      <w:r>
-                        <w:rPr>
-                          <w:b/>
-                          <w:bCs/>
-                        </w:rPr>
-                        <w:t xml:space="preserve"> }}</w:t>
+                        <w:t>{{ yr_res }}</w:t>
                       </w:r>
                     </w:p>
                   </w:txbxContent>
